--- a/public/assets/files/stacjonarne/NIM1.docx
+++ b/public/assets/files/stacjonarne/NIM1.docx
@@ -523,6 +523,7 @@
                 <w:i w:val="0"/>
                 <w:sz w:val="22"/>
               </w:rPr>
+              <w:t>I</w:t>
             </w:r>
           </w:p>
         </w:tc>
@@ -560,6 +561,7 @@
                 <w:i w:val="0"/>
                 <w:sz w:val="22"/>
               </w:rPr>
+              <w:t>lektorat</w:t>
             </w:r>
           </w:p>
         </w:tc>

--- a/public/assets/files/stacjonarne/NIM1.docx
+++ b/public/assets/files/stacjonarne/NIM1.docx
@@ -680,12 +680,22 @@
         <w:tblW w:w="5000" w:type="pct"/>
       </w:tblPr>
       <w:tblGrid>
-        <w:gridCol w:w="9972"/>
+        <w:gridCol w:w="997"/>
+        <w:gridCol w:w="997"/>
+        <w:gridCol w:w="997"/>
+        <w:gridCol w:w="997"/>
+        <w:gridCol w:w="997"/>
+        <w:gridCol w:w="997"/>
+        <w:gridCol w:w="997"/>
+        <w:gridCol w:w="997"/>
+        <w:gridCol w:w="997"/>
+        <w:gridCol w:w="997"/>
       </w:tblGrid>
       <w:tr>
         <w:tc>
           <w:tcPr>
-            <w:tcW w:type="dxa" w:w="9972"/>
+            <w:tcW w:type="dxa" w:w="9970"/>
+            <w:gridSpan w:val="10"/>
             <w:shd w:val="clear" w:color="auto" w:fill="D9D9D9"/>
           </w:tcPr>
           <w:p>
@@ -704,31 +714,34 @@
           </w:p>
         </w:tc>
       </w:tr>
-    </w:tbl>
-    <w:tbl>
-      <w:tblPr>
-        <w:tblW w:type="auto" w:w="0"/>
-        <w:tblLook w:firstColumn="1" w:firstRow="1" w:lastColumn="0" w:lastRow="0" w:noHBand="0" w:noVBand="1" w:val="04A0"/>
-        <w:tblBorders>
-          <w:top w:val="single" w:sz="4" w:space="0" w:color="000000"/>
-          <w:left w:val="single" w:sz="4" w:space="0" w:color="000000"/>
-          <w:bottom w:val="single" w:sz="4" w:space="0" w:color="000000"/>
-          <w:right w:val="single" w:sz="4" w:space="0" w:color="000000"/>
-          <w:insideH w:val="single" w:sz="4" w:space="0" w:color="000000"/>
-          <w:insideV w:val="single" w:sz="4" w:space="0" w:color="000000"/>
-        </w:tblBorders>
-        <w:tblW w:w="5000" w:type="pct"/>
-      </w:tblPr>
-      <w:tblGrid>
-        <w:gridCol w:w="2493"/>
-        <w:gridCol w:w="2493"/>
-        <w:gridCol w:w="2493"/>
-        <w:gridCol w:w="2493"/>
-      </w:tblGrid>
       <w:tr>
         <w:tc>
           <w:tcPr>
-            <w:tcW w:type="dxa" w:w="2493"/>
+            <w:tcW w:type="dxa" w:w="9970"/>
+            <w:gridSpan w:val="10"/>
+            <w:shd w:val="clear" w:color="auto" w:fill="D9D9D9"/>
+          </w:tcPr>
+          <w:p>
+            <w:pPr>
+              <w:spacing w:before="20" w:after="20"/>
+            </w:pPr>
+            <w:r>
+              <w:rPr>
+                <w:rFonts w:ascii="Aptos" w:hAnsi="Aptos"/>
+                <w:b w:val="0"/>
+                <w:i w:val="0"/>
+                <w:sz w:val="16"/>
+              </w:rPr>
+              <w:t>Wymiar godzinowy (liczba godzin w semestrze)</w:t>
+            </w:r>
+          </w:p>
+        </w:tc>
+      </w:tr>
+      <w:tr>
+        <w:tc>
+          <w:tcPr>
+            <w:tcW w:type="dxa" w:w="1994"/>
+            <w:gridSpan w:val="2"/>
             <w:shd w:val="clear" w:color="auto" w:fill="D9D9D9"/>
           </w:tcPr>
           <w:p>
@@ -748,7 +761,8 @@
         </w:tc>
         <w:tc>
           <w:tcPr>
-            <w:tcW w:type="dxa" w:w="2493"/>
+            <w:tcW w:type="dxa" w:w="2991"/>
+            <w:gridSpan w:val="3"/>
             <w:shd w:val="clear" w:color="auto" w:fill="D9D9D9"/>
           </w:tcPr>
           <w:p>
@@ -768,7 +782,8 @@
         </w:tc>
         <w:tc>
           <w:tcPr>
-            <w:tcW w:type="dxa" w:w="2493"/>
+            <w:tcW w:type="dxa" w:w="2991"/>
+            <w:gridSpan w:val="3"/>
             <w:shd w:val="clear" w:color="auto" w:fill="D9D9D9"/>
           </w:tcPr>
           <w:p>
@@ -788,7 +803,8 @@
         </w:tc>
         <w:tc>
           <w:tcPr>
-            <w:tcW w:type="dxa" w:w="2493"/>
+            <w:tcW w:type="dxa" w:w="1994"/>
+            <w:gridSpan w:val="2"/>
             <w:shd w:val="clear" w:color="auto" w:fill="D9D9D9"/>
           </w:tcPr>
           <w:p>
@@ -810,7 +826,8 @@
       <w:tr>
         <w:tc>
           <w:tcPr>
-            <w:tcW w:type="dxa" w:w="2493"/>
+            <w:tcW w:type="dxa" w:w="1994"/>
+            <w:gridSpan w:val="2"/>
           </w:tcPr>
           <w:p>
             <w:pPr>
@@ -829,7 +846,8 @@
         </w:tc>
         <w:tc>
           <w:tcPr>
-            <w:tcW w:type="dxa" w:w="2493"/>
+            <w:tcW w:type="dxa" w:w="2991"/>
+            <w:gridSpan w:val="3"/>
           </w:tcPr>
           <w:p>
             <w:pPr>
@@ -848,7 +866,8 @@
         </w:tc>
         <w:tc>
           <w:tcPr>
-            <w:tcW w:type="dxa" w:w="2493"/>
+            <w:tcW w:type="dxa" w:w="2991"/>
+            <w:gridSpan w:val="3"/>
           </w:tcPr>
           <w:p>
             <w:pPr>
@@ -867,7 +886,8 @@
         </w:tc>
         <w:tc>
           <w:tcPr>
-            <w:tcW w:type="dxa" w:w="2493"/>
+            <w:tcW w:type="dxa" w:w="1994"/>
+            <w:gridSpan w:val="2"/>
           </w:tcPr>
           <w:p>
             <w:pPr>
@@ -885,30 +905,34 @@
           </w:p>
         </w:tc>
       </w:tr>
-    </w:tbl>
-    <w:tbl>
-      <w:tblPr>
-        <w:tblW w:type="auto" w:w="0"/>
-        <w:tblLook w:firstColumn="1" w:firstRow="1" w:lastColumn="0" w:lastRow="0" w:noHBand="0" w:noVBand="1" w:val="04A0"/>
-        <w:tblBorders>
-          <w:top w:val="single" w:sz="4" w:space="0" w:color="000000"/>
-          <w:left w:val="single" w:sz="4" w:space="0" w:color="000000"/>
-          <w:bottom w:val="single" w:sz="4" w:space="0" w:color="000000"/>
-          <w:right w:val="single" w:sz="4" w:space="0" w:color="000000"/>
-          <w:insideH w:val="single" w:sz="4" w:space="0" w:color="000000"/>
-          <w:insideV w:val="single" w:sz="4" w:space="0" w:color="000000"/>
-        </w:tblBorders>
-        <w:tblW w:w="5000" w:type="pct"/>
-      </w:tblPr>
-      <w:tblGrid>
-        <w:gridCol w:w="3324"/>
-        <w:gridCol w:w="3324"/>
-        <w:gridCol w:w="3324"/>
-      </w:tblGrid>
       <w:tr>
         <w:tc>
           <w:tcPr>
-            <w:tcW w:type="dxa" w:w="3324"/>
+            <w:tcW w:type="dxa" w:w="9970"/>
+            <w:gridSpan w:val="10"/>
+            <w:shd w:val="clear" w:color="auto" w:fill="D9D9D9"/>
+          </w:tcPr>
+          <w:p>
+            <w:pPr>
+              <w:spacing w:before="20" w:after="20"/>
+            </w:pPr>
+            <w:r>
+              <w:rPr>
+                <w:rFonts w:ascii="Aptos" w:hAnsi="Aptos"/>
+                <w:b/>
+                <w:i w:val="0"/>
+                <w:sz w:val="22"/>
+              </w:rPr>
+              <w:t>Bilans ECTS</w:t>
+            </w:r>
+          </w:p>
+        </w:tc>
+      </w:tr>
+      <w:tr>
+        <w:tc>
+          <w:tcPr>
+            <w:tcW w:type="dxa" w:w="4985"/>
+            <w:gridSpan w:val="5"/>
             <w:shd w:val="clear" w:color="auto" w:fill="D9D9D9"/>
           </w:tcPr>
           <w:p>
@@ -928,7 +952,8 @@
         </w:tc>
         <w:tc>
           <w:tcPr>
-            <w:tcW w:type="dxa" w:w="3324"/>
+            <w:tcW w:type="dxa" w:w="2991"/>
+            <w:gridSpan w:val="3"/>
             <w:shd w:val="clear" w:color="auto" w:fill="D9D9D9"/>
           </w:tcPr>
           <w:p>
@@ -948,7 +973,8 @@
         </w:tc>
         <w:tc>
           <w:tcPr>
-            <w:tcW w:type="dxa" w:w="3324"/>
+            <w:tcW w:type="dxa" w:w="1994"/>
+            <w:gridSpan w:val="2"/>
             <w:shd w:val="clear" w:color="auto" w:fill="D9D9D9"/>
           </w:tcPr>
           <w:p>
@@ -970,7 +996,8 @@
       <w:tr>
         <w:tc>
           <w:tcPr>
-            <w:tcW w:type="dxa" w:w="3324"/>
+            <w:tcW w:type="dxa" w:w="4985"/>
+            <w:gridSpan w:val="5"/>
           </w:tcPr>
           <w:p>
             <w:pPr>
@@ -989,7 +1016,8 @@
         </w:tc>
         <w:tc>
           <w:tcPr>
-            <w:tcW w:type="dxa" w:w="3324"/>
+            <w:tcW w:type="dxa" w:w="2991"/>
+            <w:gridSpan w:val="3"/>
           </w:tcPr>
           <w:p>
             <w:pPr>
@@ -1008,7 +1036,8 @@
         </w:tc>
         <w:tc>
           <w:tcPr>
-            <w:tcW w:type="dxa" w:w="3324"/>
+            <w:tcW w:type="dxa" w:w="1994"/>
+            <w:gridSpan w:val="2"/>
           </w:tcPr>
           <w:p>
             <w:pPr>
@@ -1029,7 +1058,8 @@
       <w:tr>
         <w:tc>
           <w:tcPr>
-            <w:tcW w:type="dxa" w:w="3324"/>
+            <w:tcW w:type="dxa" w:w="4985"/>
+            <w:gridSpan w:val="5"/>
           </w:tcPr>
           <w:p>
             <w:pPr>
@@ -1048,7 +1078,8 @@
         </w:tc>
         <w:tc>
           <w:tcPr>
-            <w:tcW w:type="dxa" w:w="3324"/>
+            <w:tcW w:type="dxa" w:w="2991"/>
+            <w:gridSpan w:val="3"/>
           </w:tcPr>
           <w:p>
             <w:pPr>
@@ -1067,7 +1098,8 @@
         </w:tc>
         <w:tc>
           <w:tcPr>
-            <w:tcW w:type="dxa" w:w="3324"/>
+            <w:tcW w:type="dxa" w:w="1994"/>
+            <w:gridSpan w:val="2"/>
           </w:tcPr>
           <w:p>
             <w:pPr>
@@ -1088,7 +1120,29 @@
       <w:tr>
         <w:tc>
           <w:tcPr>
-            <w:tcW w:type="dxa" w:w="3324"/>
+            <w:tcW w:type="dxa" w:w="4985"/>
+            <w:gridSpan w:val="5"/>
+            <w:shd w:val="clear" w:color="auto" w:fill="D9D9D9"/>
+          </w:tcPr>
+          <w:p>
+            <w:pPr>
+              <w:spacing w:before="20" w:after="20"/>
+            </w:pPr>
+            <w:r>
+              <w:rPr>
+                <w:rFonts w:ascii="Aptos" w:hAnsi="Aptos"/>
+                <w:b/>
+                <w:i w:val="0"/>
+                <w:sz w:val="16"/>
+              </w:rPr>
+              <w:t>Opis samodzielnej pracy studenta</w:t>
+            </w:r>
+          </w:p>
+        </w:tc>
+        <w:tc>
+          <w:tcPr>
+            <w:tcW w:type="dxa" w:w="4985"/>
+            <w:gridSpan w:val="5"/>
           </w:tcPr>
           <w:p>
             <w:pPr>
@@ -1101,45 +1155,7 @@
                 <w:i w:val="0"/>
                 <w:sz w:val="22"/>
               </w:rPr>
-              <w:t>Suma</w:t>
-            </w:r>
-          </w:p>
-        </w:tc>
-        <w:tc>
-          <w:tcPr>
-            <w:tcW w:type="dxa" w:w="3324"/>
-          </w:tcPr>
-          <w:p>
-            <w:pPr>
-              <w:spacing w:before="20" w:after="20"/>
-            </w:pPr>
-            <w:r>
-              <w:rPr>
-                <w:rFonts w:ascii="Aptos" w:hAnsi="Aptos"/>
-                <w:b w:val="0"/>
-                <w:i w:val="0"/>
-                <w:sz w:val="22"/>
-              </w:rPr>
-              <w:t>75</w:t>
-            </w:r>
-          </w:p>
-        </w:tc>
-        <w:tc>
-          <w:tcPr>
-            <w:tcW w:type="dxa" w:w="3324"/>
-          </w:tcPr>
-          <w:p>
-            <w:pPr>
-              <w:spacing w:before="20" w:after="20"/>
-            </w:pPr>
-            <w:r>
-              <w:rPr>
-                <w:rFonts w:ascii="Aptos" w:hAnsi="Aptos"/>
-                <w:b w:val="0"/>
-                <w:i w:val="0"/>
-                <w:sz w:val="22"/>
-              </w:rPr>
-              <w:t>3</w:t>
+              <w:t>Nauka słownictwa i gramatyki języka niemieckiego; przygotowywanie prac pisemnych; ćwiczenia konwersacyjne; przygotowanie do kolokwiów i testów.</w:t>
             </w:r>
           </w:p>
         </w:tc>
@@ -1260,7 +1276,7 @@
                 <w:b/>
                 <w:sz w:val="22"/>
               </w:rPr>
-              <w:t>Cwiczenia:</w:t>
+              <w:t>Ćwiczenia / Laboratorium:</w:t>
             </w:r>
           </w:p>
           <w:p>
@@ -1273,7 +1289,72 @@
                 <w:b w:val="0"/>
                 <w:sz w:val="22"/>
               </w:rPr>
-              <w:t>• analiza tekstów z dyskusją, metoda projektów (projekt praktyczny), praca w grupach, dyskusja, rozwiązywanie zadań, burza mózgów, mind map, praca grupowa nad projektem z wykorzystaniem nowoczesnych technik informatycznych, warsztaty</w:t>
+              <w:t>• analiza tekstów z dyskusją</w:t>
+            </w:r>
+          </w:p>
+          <w:p>
+            <w:pPr>
+              <w:spacing w:before="20" w:after="20"/>
+            </w:pPr>
+            <w:r>
+              <w:rPr>
+                <w:rFonts w:ascii="Aptos" w:hAnsi="Aptos"/>
+                <w:b w:val="0"/>
+                <w:sz w:val="22"/>
+              </w:rPr>
+              <w:t>• rozwiązywanie zadań</w:t>
+            </w:r>
+          </w:p>
+          <w:p>
+            <w:pPr>
+              <w:spacing w:before="20" w:after="20"/>
+            </w:pPr>
+            <w:r>
+              <w:rPr>
+                <w:rFonts w:ascii="Aptos" w:hAnsi="Aptos"/>
+                <w:b w:val="0"/>
+                <w:sz w:val="22"/>
+              </w:rPr>
+              <w:t>• burza mózgów</w:t>
+            </w:r>
+          </w:p>
+          <w:p>
+            <w:pPr>
+              <w:spacing w:before="20" w:after="20"/>
+            </w:pPr>
+            <w:r>
+              <w:rPr>
+                <w:rFonts w:ascii="Aptos" w:hAnsi="Aptos"/>
+                <w:b w:val="0"/>
+                <w:sz w:val="22"/>
+              </w:rPr>
+              <w:t>• mind map</w:t>
+            </w:r>
+          </w:p>
+          <w:p>
+            <w:pPr>
+              <w:spacing w:before="20" w:after="20"/>
+            </w:pPr>
+            <w:r>
+              <w:rPr>
+                <w:rFonts w:ascii="Aptos" w:hAnsi="Aptos"/>
+                <w:b w:val="0"/>
+                <w:sz w:val="22"/>
+              </w:rPr>
+              <w:t>• praca grupowa nad projektem z wykorzystaniem nowoczesnych technik informatycznych</w:t>
+            </w:r>
+          </w:p>
+          <w:p>
+            <w:pPr>
+              <w:spacing w:before="20" w:after="20"/>
+            </w:pPr>
+            <w:r>
+              <w:rPr>
+                <w:rFonts w:ascii="Aptos" w:hAnsi="Aptos"/>
+                <w:b w:val="0"/>
+                <w:sz w:val="22"/>
+              </w:rPr>
+              <w:t>• warsztaty</w:t>
             </w:r>
           </w:p>
         </w:tc>
@@ -1453,7 +1534,7 @@
                 <w:rFonts w:ascii="Aptos" w:hAnsi="Aptos"/>
                 <w:sz w:val="22"/>
               </w:rPr>
-              <w:t>☐ Zaliczenie z oceną</w:t>
+              <w:t>☑ Zaliczenie z oceną</w:t>
             </w:r>
           </w:p>
           <w:p>
@@ -1524,69 +1605,10 @@
             <w:r>
               <w:rPr>
                 <w:rFonts w:ascii="Aptos" w:hAnsi="Aptos"/>
+                <w:b w:val="0"/>
+                <w:i w:val="0"/>
                 <w:sz w:val="22"/>
               </w:rPr>
-              <w:t>1. Obecność na zajęciach – max. 2 nieusprawiedliwione nieobecności w semestrze.</w:t>
-            </w:r>
-          </w:p>
-          <w:p>
-            <w:pPr>
-              <w:spacing w:before="20" w:after="20"/>
-            </w:pPr>
-            <w:r>
-              <w:rPr>
-                <w:rFonts w:ascii="Aptos" w:hAnsi="Aptos"/>
-                <w:sz w:val="22"/>
-              </w:rPr>
-              <w:t>2. Prace pisemne – min. jedna praca na semestr.</w:t>
-            </w:r>
-          </w:p>
-          <w:p>
-            <w:pPr>
-              <w:spacing w:before="20" w:after="20"/>
-            </w:pPr>
-            <w:r>
-              <w:rPr>
-                <w:rFonts w:ascii="Aptos" w:hAnsi="Aptos"/>
-                <w:sz w:val="22"/>
-              </w:rPr>
-              <w:t>3. Kolokwia/testy/kartkówki na podstawie opracowanego materiału – min. 2 na semestr.</w:t>
-            </w:r>
-          </w:p>
-          <w:p>
-            <w:pPr>
-              <w:spacing w:before="20" w:after="20"/>
-            </w:pPr>
-            <w:r>
-              <w:rPr>
-                <w:rFonts w:ascii="Aptos" w:hAnsi="Aptos"/>
-                <w:sz w:val="22"/>
-              </w:rPr>
-              <w:t>4. Wypowiedź ustna (o rodzaju decyduje lektor).</w:t>
-            </w:r>
-          </w:p>
-          <w:p>
-            <w:pPr>
-              <w:spacing w:before="20" w:after="20"/>
-            </w:pPr>
-            <w:r>
-              <w:rPr>
-                <w:rFonts w:ascii="Aptos" w:hAnsi="Aptos"/>
-                <w:sz w:val="22"/>
-              </w:rPr>
-              <w:t>5. Przygotowywanie prac domowych oraz aktywne uczestnictwo w zajęciach.</w:t>
-            </w:r>
-          </w:p>
-          <w:p>
-            <w:pPr>
-              <w:spacing w:before="20" w:after="20"/>
-            </w:pPr>
-            <w:r>
-              <w:rPr>
-                <w:rFonts w:ascii="Aptos" w:hAnsi="Aptos"/>
-                <w:sz w:val="22"/>
-              </w:rPr>
-              <w:t>6. Kryteria zaliczenia: uzyskanie przynajmniej 51% możliwych punktów za prace pisemne/testy oraz pozytywna (min. 3.0) ocena łączna za pozostałe formy.</w:t>
             </w:r>
           </w:p>
         </w:tc>
@@ -1603,7 +1625,7 @@
                 <w:rFonts w:ascii="Aptos" w:hAnsi="Aptos"/>
                 <w:sz w:val="22"/>
               </w:rPr>
-              <w:t>1. Obecność na zajęciach – max. 2 nieusprawiedliwione nieobecności w semestrze.</w:t>
+              <w:t>1. kolokwium</w:t>
             </w:r>
           </w:p>
           <w:p>
@@ -1615,7 +1637,7 @@
                 <w:rFonts w:ascii="Aptos" w:hAnsi="Aptos"/>
                 <w:sz w:val="22"/>
               </w:rPr>
-              <w:t>2. Prace pisemne – min. jedna praca na semestr.</w:t>
+              <w:t>2. egzamin ustny</w:t>
             </w:r>
           </w:p>
           <w:p>
@@ -1627,43 +1649,7 @@
                 <w:rFonts w:ascii="Aptos" w:hAnsi="Aptos"/>
                 <w:sz w:val="22"/>
               </w:rPr>
-              <w:t>3. Kolokwia/testy/kartkówki na podstawie opracowanego materiału – min. 2 na semestr.</w:t>
-            </w:r>
-          </w:p>
-          <w:p>
-            <w:pPr>
-              <w:spacing w:before="20" w:after="20"/>
-            </w:pPr>
-            <w:r>
-              <w:rPr>
-                <w:rFonts w:ascii="Aptos" w:hAnsi="Aptos"/>
-                <w:sz w:val="22"/>
-              </w:rPr>
-              <w:t>4. Wypowiedź ustna (o rodzaju decyduje lektor).</w:t>
-            </w:r>
-          </w:p>
-          <w:p>
-            <w:pPr>
-              <w:spacing w:before="20" w:after="20"/>
-            </w:pPr>
-            <w:r>
-              <w:rPr>
-                <w:rFonts w:ascii="Aptos" w:hAnsi="Aptos"/>
-                <w:sz w:val="22"/>
-              </w:rPr>
-              <w:t>5. Przygotowywanie prac domowych oraz aktywne uczestnictwo w zajęciach.</w:t>
-            </w:r>
-          </w:p>
-          <w:p>
-            <w:pPr>
-              <w:spacing w:before="20" w:after="20"/>
-            </w:pPr>
-            <w:r>
-              <w:rPr>
-                <w:rFonts w:ascii="Aptos" w:hAnsi="Aptos"/>
-                <w:sz w:val="22"/>
-              </w:rPr>
-              <w:t>6. Kryteria zaliczenia: uzyskanie przynajmniej 51% możliwych punktów za prace pisemne/testy oraz pozytywna (min. 3.0) ocena łączna za pozostałe formy.</w:t>
+              <w:t>3. ocena sporządzonego dokumentu</w:t>
             </w:r>
           </w:p>
         </w:tc>
@@ -1905,14 +1891,14 @@
         <w:tblW w:w="5000" w:type="pct"/>
       </w:tblPr>
       <w:tblGrid>
-        <w:gridCol w:w="3324"/>
-        <w:gridCol w:w="3324"/>
-        <w:gridCol w:w="3324"/>
+        <w:gridCol w:w="680"/>
+        <w:gridCol w:w="4536"/>
+        <w:gridCol w:w="4252"/>
       </w:tblGrid>
       <w:tr>
         <w:tc>
           <w:tcPr>
-            <w:tcW w:type="dxa" w:w="9972"/>
+            <w:tcW w:type="dxa" w:w="9468"/>
             <w:gridSpan w:val="3"/>
             <w:shd w:val="clear" w:color="auto" w:fill="D9D9D9"/>
           </w:tcPr>
@@ -1935,7 +1921,7 @@
       <w:tr>
         <w:tc>
           <w:tcPr>
-            <w:tcW w:type="dxa" w:w="3324"/>
+            <w:tcW w:type="dxa" w:w="680"/>
             <w:shd w:val="clear" w:color="auto" w:fill="D9D9D9"/>
           </w:tcPr>
           <w:p>
@@ -1955,7 +1941,7 @@
         </w:tc>
         <w:tc>
           <w:tcPr>
-            <w:tcW w:type="dxa" w:w="3324"/>
+            <w:tcW w:type="dxa" w:w="4536"/>
             <w:shd w:val="clear" w:color="auto" w:fill="D9D9D9"/>
           </w:tcPr>
           <w:p>
@@ -1975,7 +1961,7 @@
         </w:tc>
         <w:tc>
           <w:tcPr>
-            <w:tcW w:type="dxa" w:w="3324"/>
+            <w:tcW w:type="dxa" w:w="4252"/>
             <w:shd w:val="clear" w:color="auto" w:fill="D9D9D9"/>
           </w:tcPr>
           <w:p>
@@ -1997,7 +1983,7 @@
       <w:tr>
         <w:tc>
           <w:tcPr>
-            <w:tcW w:type="dxa" w:w="3324"/>
+            <w:tcW w:type="dxa" w:w="680"/>
           </w:tcPr>
           <w:p>
             <w:pPr>
@@ -2016,7 +2002,7 @@
         </w:tc>
         <w:tc>
           <w:tcPr>
-            <w:tcW w:type="dxa" w:w="3324"/>
+            <w:tcW w:type="dxa" w:w="4536"/>
           </w:tcPr>
           <w:p>
             <w:pPr>
@@ -2035,7 +2021,7 @@
         </w:tc>
         <w:tc>
           <w:tcPr>
-            <w:tcW w:type="dxa" w:w="3324"/>
+            <w:tcW w:type="dxa" w:w="4252"/>
           </w:tcPr>
           <w:p>
             <w:pPr>
@@ -2055,7 +2041,7 @@
       <w:tr>
         <w:tc>
           <w:tcPr>
-            <w:tcW w:type="dxa" w:w="3324"/>
+            <w:tcW w:type="dxa" w:w="680"/>
           </w:tcPr>
           <w:p>
             <w:pPr>
@@ -2074,7 +2060,7 @@
         </w:tc>
         <w:tc>
           <w:tcPr>
-            <w:tcW w:type="dxa" w:w="3324"/>
+            <w:tcW w:type="dxa" w:w="4536"/>
           </w:tcPr>
           <w:p>
             <w:pPr>
@@ -2093,7 +2079,7 @@
         </w:tc>
         <w:tc>
           <w:tcPr>
-            <w:tcW w:type="dxa" w:w="3324"/>
+            <w:tcW w:type="dxa" w:w="4252"/>
           </w:tcPr>
           <w:p>
             <w:pPr>
@@ -2113,7 +2099,7 @@
       <w:tr>
         <w:tc>
           <w:tcPr>
-            <w:tcW w:type="dxa" w:w="3324"/>
+            <w:tcW w:type="dxa" w:w="680"/>
           </w:tcPr>
           <w:p>
             <w:pPr>
@@ -2132,7 +2118,7 @@
         </w:tc>
         <w:tc>
           <w:tcPr>
-            <w:tcW w:type="dxa" w:w="3324"/>
+            <w:tcW w:type="dxa" w:w="4536"/>
           </w:tcPr>
           <w:p>
             <w:pPr>
@@ -2151,7 +2137,7 @@
         </w:tc>
         <w:tc>
           <w:tcPr>
-            <w:tcW w:type="dxa" w:w="3324"/>
+            <w:tcW w:type="dxa" w:w="4252"/>
           </w:tcPr>
           <w:p>
             <w:pPr>
@@ -2171,7 +2157,7 @@
       <w:tr>
         <w:tc>
           <w:tcPr>
-            <w:tcW w:type="dxa" w:w="3324"/>
+            <w:tcW w:type="dxa" w:w="680"/>
           </w:tcPr>
           <w:p>
             <w:pPr>
@@ -2190,7 +2176,7 @@
         </w:tc>
         <w:tc>
           <w:tcPr>
-            <w:tcW w:type="dxa" w:w="3324"/>
+            <w:tcW w:type="dxa" w:w="4536"/>
           </w:tcPr>
           <w:p>
             <w:pPr>
@@ -2209,7 +2195,7 @@
         </w:tc>
         <w:tc>
           <w:tcPr>
-            <w:tcW w:type="dxa" w:w="3324"/>
+            <w:tcW w:type="dxa" w:w="4252"/>
           </w:tcPr>
           <w:p>
             <w:pPr>
@@ -2229,7 +2215,7 @@
       <w:tr>
         <w:tc>
           <w:tcPr>
-            <w:tcW w:type="dxa" w:w="3324"/>
+            <w:tcW w:type="dxa" w:w="680"/>
           </w:tcPr>
           <w:p>
             <w:pPr>
@@ -2248,7 +2234,7 @@
         </w:tc>
         <w:tc>
           <w:tcPr>
-            <w:tcW w:type="dxa" w:w="3324"/>
+            <w:tcW w:type="dxa" w:w="4536"/>
           </w:tcPr>
           <w:p>
             <w:pPr>
@@ -2267,7 +2253,7 @@
         </w:tc>
         <w:tc>
           <w:tcPr>
-            <w:tcW w:type="dxa" w:w="3324"/>
+            <w:tcW w:type="dxa" w:w="4252"/>
           </w:tcPr>
           <w:p>
             <w:pPr>
@@ -2287,7 +2273,7 @@
       <w:tr>
         <w:tc>
           <w:tcPr>
-            <w:tcW w:type="dxa" w:w="3324"/>
+            <w:tcW w:type="dxa" w:w="680"/>
           </w:tcPr>
           <w:p>
             <w:pPr>
@@ -2306,7 +2292,7 @@
         </w:tc>
         <w:tc>
           <w:tcPr>
-            <w:tcW w:type="dxa" w:w="3324"/>
+            <w:tcW w:type="dxa" w:w="4536"/>
           </w:tcPr>
           <w:p>
             <w:pPr>
@@ -2325,7 +2311,7 @@
         </w:tc>
         <w:tc>
           <w:tcPr>
-            <w:tcW w:type="dxa" w:w="3324"/>
+            <w:tcW w:type="dxa" w:w="4252"/>
           </w:tcPr>
           <w:p>
             <w:pPr>
@@ -2345,7 +2331,7 @@
       <w:tr>
         <w:tc>
           <w:tcPr>
-            <w:tcW w:type="dxa" w:w="3324"/>
+            <w:tcW w:type="dxa" w:w="680"/>
           </w:tcPr>
           <w:p>
             <w:pPr>
@@ -2364,7 +2350,7 @@
         </w:tc>
         <w:tc>
           <w:tcPr>
-            <w:tcW w:type="dxa" w:w="3324"/>
+            <w:tcW w:type="dxa" w:w="4536"/>
           </w:tcPr>
           <w:p>
             <w:pPr>
@@ -2383,7 +2369,7 @@
         </w:tc>
         <w:tc>
           <w:tcPr>
-            <w:tcW w:type="dxa" w:w="3324"/>
+            <w:tcW w:type="dxa" w:w="4252"/>
           </w:tcPr>
           <w:p>
             <w:pPr>
@@ -2403,7 +2389,7 @@
       <w:tr>
         <w:tc>
           <w:tcPr>
-            <w:tcW w:type="dxa" w:w="3324"/>
+            <w:tcW w:type="dxa" w:w="680"/>
           </w:tcPr>
           <w:p>
             <w:pPr>
@@ -2422,7 +2408,7 @@
         </w:tc>
         <w:tc>
           <w:tcPr>
-            <w:tcW w:type="dxa" w:w="3324"/>
+            <w:tcW w:type="dxa" w:w="4536"/>
           </w:tcPr>
           <w:p>
             <w:pPr>
@@ -2441,7 +2427,7 @@
         </w:tc>
         <w:tc>
           <w:tcPr>
-            <w:tcW w:type="dxa" w:w="3324"/>
+            <w:tcW w:type="dxa" w:w="4252"/>
           </w:tcPr>
           <w:p>
             <w:pPr>
@@ -2461,7 +2447,7 @@
       <w:tr>
         <w:tc>
           <w:tcPr>
-            <w:tcW w:type="dxa" w:w="3324"/>
+            <w:tcW w:type="dxa" w:w="680"/>
           </w:tcPr>
           <w:p>
             <w:pPr>
@@ -2480,7 +2466,7 @@
         </w:tc>
         <w:tc>
           <w:tcPr>
-            <w:tcW w:type="dxa" w:w="3324"/>
+            <w:tcW w:type="dxa" w:w="4536"/>
           </w:tcPr>
           <w:p>
             <w:pPr>
@@ -2499,7 +2485,7 @@
         </w:tc>
         <w:tc>
           <w:tcPr>
-            <w:tcW w:type="dxa" w:w="3324"/>
+            <w:tcW w:type="dxa" w:w="4252"/>
           </w:tcPr>
           <w:p>
             <w:pPr>
@@ -2519,7 +2505,7 @@
       <w:tr>
         <w:tc>
           <w:tcPr>
-            <w:tcW w:type="dxa" w:w="3324"/>
+            <w:tcW w:type="dxa" w:w="680"/>
           </w:tcPr>
           <w:p>
             <w:pPr>
@@ -2538,7 +2524,7 @@
         </w:tc>
         <w:tc>
           <w:tcPr>
-            <w:tcW w:type="dxa" w:w="3324"/>
+            <w:tcW w:type="dxa" w:w="4536"/>
           </w:tcPr>
           <w:p>
             <w:pPr>
@@ -2557,7 +2543,7 @@
         </w:tc>
         <w:tc>
           <w:tcPr>
-            <w:tcW w:type="dxa" w:w="3324"/>
+            <w:tcW w:type="dxa" w:w="4252"/>
           </w:tcPr>
           <w:p>
             <w:pPr>
@@ -2577,7 +2563,7 @@
       <w:tr>
         <w:tc>
           <w:tcPr>
-            <w:tcW w:type="dxa" w:w="3324"/>
+            <w:tcW w:type="dxa" w:w="680"/>
           </w:tcPr>
           <w:p>
             <w:pPr>
@@ -2596,7 +2582,7 @@
         </w:tc>
         <w:tc>
           <w:tcPr>
-            <w:tcW w:type="dxa" w:w="3324"/>
+            <w:tcW w:type="dxa" w:w="4536"/>
           </w:tcPr>
           <w:p>
             <w:pPr>
@@ -2615,7 +2601,7 @@
         </w:tc>
         <w:tc>
           <w:tcPr>
-            <w:tcW w:type="dxa" w:w="3324"/>
+            <w:tcW w:type="dxa" w:w="4252"/>
           </w:tcPr>
           <w:p>
             <w:pPr>
@@ -2635,7 +2621,7 @@
       <w:tr>
         <w:tc>
           <w:tcPr>
-            <w:tcW w:type="dxa" w:w="3324"/>
+            <w:tcW w:type="dxa" w:w="680"/>
           </w:tcPr>
           <w:p>
             <w:pPr>
@@ -2654,7 +2640,7 @@
         </w:tc>
         <w:tc>
           <w:tcPr>
-            <w:tcW w:type="dxa" w:w="3324"/>
+            <w:tcW w:type="dxa" w:w="4536"/>
           </w:tcPr>
           <w:p>
             <w:pPr>
@@ -2673,7 +2659,7 @@
         </w:tc>
         <w:tc>
           <w:tcPr>
-            <w:tcW w:type="dxa" w:w="3324"/>
+            <w:tcW w:type="dxa" w:w="4252"/>
           </w:tcPr>
           <w:p>
             <w:pPr>
@@ -2693,7 +2679,7 @@
       <w:tr>
         <w:tc>
           <w:tcPr>
-            <w:tcW w:type="dxa" w:w="3324"/>
+            <w:tcW w:type="dxa" w:w="680"/>
           </w:tcPr>
           <w:p>
             <w:pPr>
@@ -2712,7 +2698,7 @@
         </w:tc>
         <w:tc>
           <w:tcPr>
-            <w:tcW w:type="dxa" w:w="3324"/>
+            <w:tcW w:type="dxa" w:w="4536"/>
           </w:tcPr>
           <w:p>
             <w:pPr>
@@ -2731,7 +2717,7 @@
         </w:tc>
         <w:tc>
           <w:tcPr>
-            <w:tcW w:type="dxa" w:w="3324"/>
+            <w:tcW w:type="dxa" w:w="4252"/>
           </w:tcPr>
           <w:p>
             <w:pPr>
@@ -2751,7 +2737,7 @@
       <w:tr>
         <w:tc>
           <w:tcPr>
-            <w:tcW w:type="dxa" w:w="3324"/>
+            <w:tcW w:type="dxa" w:w="680"/>
           </w:tcPr>
           <w:p>
             <w:pPr>
@@ -2770,7 +2756,7 @@
         </w:tc>
         <w:tc>
           <w:tcPr>
-            <w:tcW w:type="dxa" w:w="3324"/>
+            <w:tcW w:type="dxa" w:w="4536"/>
           </w:tcPr>
           <w:p>
             <w:pPr>
@@ -2789,7 +2775,7 @@
         </w:tc>
         <w:tc>
           <w:tcPr>
-            <w:tcW w:type="dxa" w:w="3324"/>
+            <w:tcW w:type="dxa" w:w="4252"/>
           </w:tcPr>
           <w:p>
             <w:pPr>
@@ -2809,7 +2795,7 @@
       <w:tr>
         <w:tc>
           <w:tcPr>
-            <w:tcW w:type="dxa" w:w="3324"/>
+            <w:tcW w:type="dxa" w:w="680"/>
           </w:tcPr>
           <w:p>
             <w:pPr>
@@ -2828,7 +2814,7 @@
         </w:tc>
         <w:tc>
           <w:tcPr>
-            <w:tcW w:type="dxa" w:w="3324"/>
+            <w:tcW w:type="dxa" w:w="4536"/>
           </w:tcPr>
           <w:p>
             <w:pPr>
@@ -2847,7 +2833,7 @@
         </w:tc>
         <w:tc>
           <w:tcPr>
-            <w:tcW w:type="dxa" w:w="3324"/>
+            <w:tcW w:type="dxa" w:w="4252"/>
           </w:tcPr>
           <w:p>
             <w:pPr>
@@ -2867,7 +2853,7 @@
       <w:tr>
         <w:tc>
           <w:tcPr>
-            <w:tcW w:type="dxa" w:w="3324"/>
+            <w:tcW w:type="dxa" w:w="680"/>
           </w:tcPr>
           <w:p>
             <w:pPr>
@@ -2886,7 +2872,7 @@
         </w:tc>
         <w:tc>
           <w:tcPr>
-            <w:tcW w:type="dxa" w:w="3324"/>
+            <w:tcW w:type="dxa" w:w="4536"/>
           </w:tcPr>
           <w:p>
             <w:pPr>
@@ -2905,7 +2891,7 @@
         </w:tc>
         <w:tc>
           <w:tcPr>
-            <w:tcW w:type="dxa" w:w="3324"/>
+            <w:tcW w:type="dxa" w:w="4252"/>
           </w:tcPr>
           <w:p>
             <w:pPr>
@@ -2925,7 +2911,7 @@
       <w:tr>
         <w:tc>
           <w:tcPr>
-            <w:tcW w:type="dxa" w:w="3324"/>
+            <w:tcW w:type="dxa" w:w="680"/>
           </w:tcPr>
           <w:p>
             <w:pPr>
@@ -2944,7 +2930,7 @@
         </w:tc>
         <w:tc>
           <w:tcPr>
-            <w:tcW w:type="dxa" w:w="3324"/>
+            <w:tcW w:type="dxa" w:w="4536"/>
           </w:tcPr>
           <w:p>
             <w:pPr>
@@ -2963,7 +2949,7 @@
         </w:tc>
         <w:tc>
           <w:tcPr>
-            <w:tcW w:type="dxa" w:w="3324"/>
+            <w:tcW w:type="dxa" w:w="4252"/>
           </w:tcPr>
           <w:p>
             <w:pPr>
@@ -3331,6 +3317,7 @@
                 <w:i w:val="0"/>
                 <w:sz w:val="22"/>
               </w:rPr>
+              <w:t>kolokwium; egzamin ustny; ocena sporządzonego dokumentu</w:t>
             </w:r>
           </w:p>
         </w:tc>
@@ -3387,6 +3374,7 @@
                 <w:i w:val="0"/>
                 <w:sz w:val="22"/>
               </w:rPr>
+              <w:t>kolokwium; egzamin ustny; ocena sporządzonego dokumentu</w:t>
             </w:r>
           </w:p>
         </w:tc>
@@ -3443,6 +3431,7 @@
                 <w:i w:val="0"/>
                 <w:sz w:val="22"/>
               </w:rPr>
+              <w:t>kolokwium; egzamin ustny; ocena sporządzonego dokumentu</w:t>
             </w:r>
           </w:p>
         </w:tc>
@@ -3605,6 +3594,7 @@
                 <w:i w:val="0"/>
                 <w:sz w:val="22"/>
               </w:rPr>
+              <w:t>kolokwium; egzamin ustny; ocena sporządzonego dokumentu</w:t>
             </w:r>
           </w:p>
         </w:tc>
@@ -3662,6 +3652,7 @@
                 <w:i w:val="0"/>
                 <w:sz w:val="22"/>
               </w:rPr>
+              <w:t>kolokwium; egzamin ustny; ocena sporządzonego dokumentu</w:t>
             </w:r>
           </w:p>
         </w:tc>
@@ -3824,6 +3815,7 @@
                 <w:i w:val="0"/>
                 <w:sz w:val="22"/>
               </w:rPr>
+              <w:t>kolokwium; egzamin ustny; ocena sporządzonego dokumentu</w:t>
             </w:r>
           </w:p>
         </w:tc>
@@ -3881,6 +3873,7 @@
                 <w:i w:val="0"/>
                 <w:sz w:val="22"/>
               </w:rPr>
+              <w:t>kolokwium; egzamin ustny; ocena sporządzonego dokumentu</w:t>
             </w:r>
           </w:p>
         </w:tc>
@@ -3986,62 +3979,6 @@
                 <w:sz w:val="16"/>
               </w:rPr>
               <w:t>Wyposażenie specjalistyczne konieczne do realizacji przedmiotu</w:t>
-            </w:r>
-          </w:p>
-        </w:tc>
-      </w:tr>
-      <w:tr>
-        <w:tc>
-          <w:tcPr>
-            <w:tcW w:type="dxa" w:w="3324"/>
-          </w:tcPr>
-          <w:p>
-            <w:pPr>
-              <w:spacing w:before="20" w:after="20"/>
-            </w:pPr>
-            <w:r>
-              <w:rPr>
-                <w:rFonts w:ascii="Aptos" w:hAnsi="Aptos"/>
-                <w:b w:val="0"/>
-                <w:i w:val="0"/>
-                <w:sz w:val="22"/>
-              </w:rPr>
-            </w:r>
-          </w:p>
-        </w:tc>
-        <w:tc>
-          <w:tcPr>
-            <w:tcW w:type="dxa" w:w="3324"/>
-          </w:tcPr>
-          <w:p>
-            <w:pPr>
-              <w:spacing w:before="20" w:after="20"/>
-            </w:pPr>
-            <w:r>
-              <w:rPr>
-                <w:rFonts w:ascii="Aptos" w:hAnsi="Aptos"/>
-                <w:b w:val="0"/>
-                <w:i w:val="0"/>
-                <w:sz w:val="22"/>
-              </w:rPr>
-            </w:r>
-          </w:p>
-        </w:tc>
-        <w:tc>
-          <w:tcPr>
-            <w:tcW w:type="dxa" w:w="3324"/>
-          </w:tcPr>
-          <w:p>
-            <w:pPr>
-              <w:spacing w:before="20" w:after="20"/>
-            </w:pPr>
-            <w:r>
-              <w:rPr>
-                <w:rFonts w:ascii="Aptos" w:hAnsi="Aptos"/>
-                <w:b w:val="0"/>
-                <w:i w:val="0"/>
-                <w:sz w:val="22"/>
-              </w:rPr>
             </w:r>
           </w:p>
         </w:tc>

--- a/public/assets/files/stacjonarne/NIM1.docx
+++ b/public/assets/files/stacjonarne/NIM1.docx
@@ -315,7 +315,7 @@
                 <w:i w:val="0"/>
                 <w:sz w:val="22"/>
               </w:rPr>
-              <w:t>3</w:t>
+              <w:t>2</w:t>
             </w:r>
           </w:p>
         </w:tc>

--- a/public/assets/files/stacjonarne/NIM1.docx
+++ b/public/assets/files/stacjonarne/NIM1.docx
@@ -1092,7 +1092,6 @@
                 <w:i w:val="0"/>
                 <w:sz w:val="22"/>
               </w:rPr>
-              <w:t>15</w:t>
             </w:r>
           </w:p>
         </w:tc>
@@ -1112,7 +1111,6 @@
                 <w:i w:val="0"/>
                 <w:sz w:val="22"/>
               </w:rPr>
-              <w:t>0.6</w:t>
             </w:r>
           </w:p>
         </w:tc>

--- a/public/assets/files/stacjonarne/NIM1.docx
+++ b/public/assets/files/stacjonarne/NIM1.docx
@@ -3315,121 +3315,6 @@
                 <w:i w:val="0"/>
                 <w:sz w:val="22"/>
               </w:rPr>
-              <w:t>kolokwium; egzamin ustny; ocena sporządzonego dokumentu</w:t>
-            </w:r>
-          </w:p>
-        </w:tc>
-      </w:tr>
-      <w:tr>
-        <w:tc>
-          <w:tcPr>
-            <w:tcW w:type="dxa" w:w="3324"/>
-          </w:tcPr>
-          <w:p>
-            <w:pPr>
-              <w:spacing w:before="20" w:after="20"/>
-            </w:pPr>
-            <w:r>
-              <w:rPr>
-                <w:rFonts w:ascii="Aptos" w:hAnsi="Aptos"/>
-                <w:b w:val="0"/>
-                <w:i w:val="0"/>
-                <w:sz w:val="22"/>
-              </w:rPr>
-            </w:r>
-          </w:p>
-        </w:tc>
-        <w:tc>
-          <w:tcPr>
-            <w:tcW w:type="dxa" w:w="3324"/>
-          </w:tcPr>
-          <w:p>
-            <w:pPr>
-              <w:spacing w:before="20" w:after="20"/>
-            </w:pPr>
-            <w:r>
-              <w:rPr>
-                <w:rFonts w:ascii="Aptos" w:hAnsi="Aptos"/>
-                <w:b w:val="0"/>
-                <w:i w:val="0"/>
-                <w:sz w:val="22"/>
-              </w:rPr>
-            </w:r>
-          </w:p>
-        </w:tc>
-        <w:tc>
-          <w:tcPr>
-            <w:tcW w:type="dxa" w:w="3324"/>
-          </w:tcPr>
-          <w:p>
-            <w:pPr>
-              <w:spacing w:before="20" w:after="20"/>
-            </w:pPr>
-            <w:r>
-              <w:rPr>
-                <w:rFonts w:ascii="Aptos" w:hAnsi="Aptos"/>
-                <w:b w:val="0"/>
-                <w:i w:val="0"/>
-                <w:sz w:val="22"/>
-              </w:rPr>
-              <w:t>kolokwium; egzamin ustny; ocena sporządzonego dokumentu</w:t>
-            </w:r>
-          </w:p>
-        </w:tc>
-      </w:tr>
-      <w:tr>
-        <w:tc>
-          <w:tcPr>
-            <w:tcW w:type="dxa" w:w="3324"/>
-          </w:tcPr>
-          <w:p>
-            <w:pPr>
-              <w:spacing w:before="20" w:after="20"/>
-            </w:pPr>
-            <w:r>
-              <w:rPr>
-                <w:rFonts w:ascii="Aptos" w:hAnsi="Aptos"/>
-                <w:b w:val="0"/>
-                <w:i w:val="0"/>
-                <w:sz w:val="22"/>
-              </w:rPr>
-            </w:r>
-          </w:p>
-        </w:tc>
-        <w:tc>
-          <w:tcPr>
-            <w:tcW w:type="dxa" w:w="3324"/>
-          </w:tcPr>
-          <w:p>
-            <w:pPr>
-              <w:spacing w:before="20" w:after="20"/>
-            </w:pPr>
-            <w:r>
-              <w:rPr>
-                <w:rFonts w:ascii="Aptos" w:hAnsi="Aptos"/>
-                <w:b w:val="0"/>
-                <w:i w:val="0"/>
-                <w:sz w:val="22"/>
-              </w:rPr>
-            </w:r>
-          </w:p>
-        </w:tc>
-        <w:tc>
-          <w:tcPr>
-            <w:tcW w:type="dxa" w:w="3324"/>
-          </w:tcPr>
-          <w:p>
-            <w:pPr>
-              <w:spacing w:before="20" w:after="20"/>
-            </w:pPr>
-            <w:r>
-              <w:rPr>
-                <w:rFonts w:ascii="Aptos" w:hAnsi="Aptos"/>
-                <w:b w:val="0"/>
-                <w:i w:val="0"/>
-                <w:sz w:val="22"/>
-              </w:rPr>
-              <w:t>kolokwium; egzamin ustny; ocena sporządzonego dokumentu</w:t>
             </w:r>
           </w:p>
         </w:tc>
@@ -3555,6 +3440,7 @@
                 <w:i w:val="0"/>
                 <w:sz w:val="22"/>
               </w:rPr>
+              <w:t>K_U03</w:t>
             </w:r>
           </w:p>
         </w:tc>
@@ -3592,7 +3478,7 @@
                 <w:i w:val="0"/>
                 <w:sz w:val="22"/>
               </w:rPr>
-              <w:t>kolokwium; egzamin ustny; ocena sporządzonego dokumentu</w:t>
+              <w:t>kolokwium, egzamin ustny, ocena sporządzonego dokumentu</w:t>
             </w:r>
           </w:p>
         </w:tc>
@@ -3613,6 +3499,7 @@
                 <w:i w:val="0"/>
                 <w:sz w:val="22"/>
               </w:rPr>
+              <w:t>K_U06</w:t>
             </w:r>
           </w:p>
         </w:tc>
@@ -3650,7 +3537,7 @@
                 <w:i w:val="0"/>
                 <w:sz w:val="22"/>
               </w:rPr>
-              <w:t>kolokwium; egzamin ustny; ocena sporządzonego dokumentu</w:t>
+              <w:t>kolokwium, egzamin ustny, ocena sporządzonego dokumentu</w:t>
             </w:r>
           </w:p>
         </w:tc>
@@ -3776,6 +3663,7 @@
                 <w:i w:val="0"/>
                 <w:sz w:val="22"/>
               </w:rPr>
+              <w:t>K_K03</w:t>
             </w:r>
           </w:p>
         </w:tc>
@@ -3813,7 +3701,7 @@
                 <w:i w:val="0"/>
                 <w:sz w:val="22"/>
               </w:rPr>
-              <w:t>kolokwium; egzamin ustny; ocena sporządzonego dokumentu</w:t>
+              <w:t>kolokwium, egzamin ustny, ocena sporządzonego dokumentu</w:t>
             </w:r>
           </w:p>
         </w:tc>
@@ -3834,6 +3722,7 @@
                 <w:i w:val="0"/>
                 <w:sz w:val="22"/>
               </w:rPr>
+              <w:t>K_K03</w:t>
             </w:r>
           </w:p>
         </w:tc>
@@ -3871,7 +3760,7 @@
                 <w:i w:val="0"/>
                 <w:sz w:val="22"/>
               </w:rPr>
-              <w:t>kolokwium; egzamin ustny; ocena sporządzonego dokumentu</w:t>
+              <w:t>kolokwium, egzamin ustny, ocena sporządzonego dokumentu</w:t>
             </w:r>
           </w:p>
         </w:tc>

--- a/public/assets/files/stacjonarne/NIM1.docx
+++ b/public/assets/files/stacjonarne/NIM1.docx
@@ -315,7 +315,7 @@
                 <w:i w:val="0"/>
                 <w:sz w:val="22"/>
               </w:rPr>
-              <w:t>2</w:t>
+              <w:t>2.5</w:t>
             </w:r>
           </w:p>
         </w:tc>
@@ -1092,6 +1092,7 @@
                 <w:i w:val="0"/>
                 <w:sz w:val="22"/>
               </w:rPr>
+              <w:t>10</w:t>
             </w:r>
           </w:p>
         </w:tc>
@@ -1111,6 +1112,7 @@
                 <w:i w:val="0"/>
                 <w:sz w:val="22"/>
               </w:rPr>
+              <w:t>0.4</w:t>
             </w:r>
           </w:p>
         </w:tc>

--- a/public/assets/files/stacjonarne/NIM1.docx
+++ b/public/assets/files/stacjonarne/NIM1.docx
@@ -1892,14 +1892,13 @@
       </w:tblPr>
       <w:tblGrid>
         <w:gridCol w:w="680"/>
-        <w:gridCol w:w="4536"/>
-        <w:gridCol w:w="4252"/>
+        <w:gridCol w:w="8788"/>
       </w:tblGrid>
       <w:tr>
         <w:tc>
           <w:tcPr>
             <w:tcW w:type="dxa" w:w="9468"/>
-            <w:gridSpan w:val="3"/>
+            <w:gridSpan w:val="2"/>
             <w:shd w:val="clear" w:color="auto" w:fill="D9D9D9"/>
           </w:tcPr>
           <w:p>
@@ -1941,7 +1940,7 @@
         </w:tc>
         <w:tc>
           <w:tcPr>
-            <w:tcW w:type="dxa" w:w="4536"/>
+            <w:tcW w:type="dxa" w:w="8788"/>
             <w:shd w:val="clear" w:color="auto" w:fill="D9D9D9"/>
           </w:tcPr>
           <w:p>
@@ -1955,27 +1954,7 @@
                 <w:i w:val="0"/>
                 <w:sz w:val="16"/>
               </w:rPr>
-              <w:t>Wykład</w:t>
-            </w:r>
-          </w:p>
-        </w:tc>
-        <w:tc>
-          <w:tcPr>
-            <w:tcW w:type="dxa" w:w="4252"/>
-            <w:shd w:val="clear" w:color="auto" w:fill="D9D9D9"/>
-          </w:tcPr>
-          <w:p>
-            <w:pPr>
-              <w:spacing w:before="20" w:after="20"/>
-            </w:pPr>
-            <w:r>
-              <w:rPr>
-                <w:rFonts w:ascii="Aptos" w:hAnsi="Aptos"/>
-                <w:b/>
-                <w:i w:val="0"/>
-                <w:sz w:val="16"/>
-              </w:rPr>
-              <w:t>Ćwiczenia / Laboratorium / Pracownia</w:t>
+              <w:t>Treści programowe</w:t>
             </w:r>
           </w:p>
         </w:tc>
@@ -2002,7 +1981,7 @@
         </w:tc>
         <w:tc>
           <w:tcPr>
-            <w:tcW w:type="dxa" w:w="4536"/>
+            <w:tcW w:type="dxa" w:w="8788"/>
           </w:tcPr>
           <w:p>
             <w:pPr>
@@ -2016,24 +1995,6 @@
                 <w:sz w:val="22"/>
               </w:rPr>
               <w:t>Niemiecki na świecie - ogólne informacje o krajach niemieckojęzycznych, alfabet, przywitania, pożegnania, pytanie o samopoczucie - odmiana czasownika</w:t>
-            </w:r>
-          </w:p>
-        </w:tc>
-        <w:tc>
-          <w:tcPr>
-            <w:tcW w:type="dxa" w:w="4252"/>
-          </w:tcPr>
-          <w:p>
-            <w:pPr>
-              <w:spacing w:before="20" w:after="20"/>
-            </w:pPr>
-            <w:r>
-              <w:rPr>
-                <w:rFonts w:ascii="Aptos" w:hAnsi="Aptos"/>
-                <w:b w:val="0"/>
-                <w:i w:val="0"/>
-                <w:sz w:val="22"/>
-              </w:rPr>
             </w:r>
           </w:p>
         </w:tc>
@@ -2060,7 +2021,7 @@
         </w:tc>
         <w:tc>
           <w:tcPr>
-            <w:tcW w:type="dxa" w:w="4536"/>
+            <w:tcW w:type="dxa" w:w="8788"/>
           </w:tcPr>
           <w:p>
             <w:pPr>
@@ -2074,24 +2035,6 @@
                 <w:sz w:val="22"/>
               </w:rPr>
               <w:t>Przedstawianie siebie i opis rodziny-zaimki dzierżawcze</w:t>
-            </w:r>
-          </w:p>
-        </w:tc>
-        <w:tc>
-          <w:tcPr>
-            <w:tcW w:type="dxa" w:w="4252"/>
-          </w:tcPr>
-          <w:p>
-            <w:pPr>
-              <w:spacing w:before="20" w:after="20"/>
-            </w:pPr>
-            <w:r>
-              <w:rPr>
-                <w:rFonts w:ascii="Aptos" w:hAnsi="Aptos"/>
-                <w:b w:val="0"/>
-                <w:i w:val="0"/>
-                <w:sz w:val="22"/>
-              </w:rPr>
             </w:r>
           </w:p>
         </w:tc>
@@ -2118,7 +2061,7 @@
         </w:tc>
         <w:tc>
           <w:tcPr>
-            <w:tcW w:type="dxa" w:w="4536"/>
+            <w:tcW w:type="dxa" w:w="8788"/>
           </w:tcPr>
           <w:p>
             <w:pPr>
@@ -2132,24 +2075,6 @@
                 <w:sz w:val="22"/>
               </w:rPr>
               <w:t>Zawody oraz zwierzęta- Celownik, Biernik</w:t>
-            </w:r>
-          </w:p>
-        </w:tc>
-        <w:tc>
-          <w:tcPr>
-            <w:tcW w:type="dxa" w:w="4252"/>
-          </w:tcPr>
-          <w:p>
-            <w:pPr>
-              <w:spacing w:before="20" w:after="20"/>
-            </w:pPr>
-            <w:r>
-              <w:rPr>
-                <w:rFonts w:ascii="Aptos" w:hAnsi="Aptos"/>
-                <w:b w:val="0"/>
-                <w:i w:val="0"/>
-                <w:sz w:val="22"/>
-              </w:rPr>
             </w:r>
           </w:p>
         </w:tc>
@@ -2176,7 +2101,7 @@
         </w:tc>
         <w:tc>
           <w:tcPr>
-            <w:tcW w:type="dxa" w:w="4536"/>
+            <w:tcW w:type="dxa" w:w="8788"/>
           </w:tcPr>
           <w:p>
             <w:pPr>
@@ -2190,24 +2115,6 @@
                 <w:sz w:val="22"/>
               </w:rPr>
               <w:t>Podstawowe słownictwo z zakresu szkoły/uczelni, czasowniki modalne</w:t>
-            </w:r>
-          </w:p>
-        </w:tc>
-        <w:tc>
-          <w:tcPr>
-            <w:tcW w:type="dxa" w:w="4252"/>
-          </w:tcPr>
-          <w:p>
-            <w:pPr>
-              <w:spacing w:before="20" w:after="20"/>
-            </w:pPr>
-            <w:r>
-              <w:rPr>
-                <w:rFonts w:ascii="Aptos" w:hAnsi="Aptos"/>
-                <w:b w:val="0"/>
-                <w:i w:val="0"/>
-                <w:sz w:val="22"/>
-              </w:rPr>
             </w:r>
           </w:p>
         </w:tc>
@@ -2234,7 +2141,7 @@
         </w:tc>
         <w:tc>
           <w:tcPr>
-            <w:tcW w:type="dxa" w:w="4536"/>
+            <w:tcW w:type="dxa" w:w="8788"/>
           </w:tcPr>
           <w:p>
             <w:pPr>
@@ -2248,24 +2155,6 @@
                 <w:sz w:val="22"/>
               </w:rPr>
               <w:t>Podawanie czasu zegarowego w formie oficjalnej i nieoficjalnej</w:t>
-            </w:r>
-          </w:p>
-        </w:tc>
-        <w:tc>
-          <w:tcPr>
-            <w:tcW w:type="dxa" w:w="4252"/>
-          </w:tcPr>
-          <w:p>
-            <w:pPr>
-              <w:spacing w:before="20" w:after="20"/>
-            </w:pPr>
-            <w:r>
-              <w:rPr>
-                <w:rFonts w:ascii="Aptos" w:hAnsi="Aptos"/>
-                <w:b w:val="0"/>
-                <w:i w:val="0"/>
-                <w:sz w:val="22"/>
-              </w:rPr>
             </w:r>
           </w:p>
         </w:tc>
@@ -2292,7 +2181,7 @@
         </w:tc>
         <w:tc>
           <w:tcPr>
-            <w:tcW w:type="dxa" w:w="4536"/>
+            <w:tcW w:type="dxa" w:w="8788"/>
           </w:tcPr>
           <w:p>
             <w:pPr>
@@ -2306,24 +2195,6 @@
                 <w:sz w:val="22"/>
               </w:rPr>
               <w:t>Podawanie daty - liczebniki porządkowe, zaimki osobowe</w:t>
-            </w:r>
-          </w:p>
-        </w:tc>
-        <w:tc>
-          <w:tcPr>
-            <w:tcW w:type="dxa" w:w="4252"/>
-          </w:tcPr>
-          <w:p>
-            <w:pPr>
-              <w:spacing w:before="20" w:after="20"/>
-            </w:pPr>
-            <w:r>
-              <w:rPr>
-                <w:rFonts w:ascii="Aptos" w:hAnsi="Aptos"/>
-                <w:b w:val="0"/>
-                <w:i w:val="0"/>
-                <w:sz w:val="22"/>
-              </w:rPr>
             </w:r>
           </w:p>
         </w:tc>
@@ -2350,7 +2221,7 @@
         </w:tc>
         <w:tc>
           <w:tcPr>
-            <w:tcW w:type="dxa" w:w="4536"/>
+            <w:tcW w:type="dxa" w:w="8788"/>
           </w:tcPr>
           <w:p>
             <w:pPr>
@@ -2364,24 +2235,6 @@
                 <w:sz w:val="22"/>
               </w:rPr>
               <w:t>Opisywanie dnia-czasowniki rozdzielnie i nierozdzielnie złożone</w:t>
-            </w:r>
-          </w:p>
-        </w:tc>
-        <w:tc>
-          <w:tcPr>
-            <w:tcW w:type="dxa" w:w="4252"/>
-          </w:tcPr>
-          <w:p>
-            <w:pPr>
-              <w:spacing w:before="20" w:after="20"/>
-            </w:pPr>
-            <w:r>
-              <w:rPr>
-                <w:rFonts w:ascii="Aptos" w:hAnsi="Aptos"/>
-                <w:b w:val="0"/>
-                <w:i w:val="0"/>
-                <w:sz w:val="22"/>
-              </w:rPr>
             </w:r>
           </w:p>
         </w:tc>
@@ -2408,7 +2261,7 @@
         </w:tc>
         <w:tc>
           <w:tcPr>
-            <w:tcW w:type="dxa" w:w="4536"/>
+            <w:tcW w:type="dxa" w:w="8788"/>
           </w:tcPr>
           <w:p>
             <w:pPr>
@@ -2422,24 +2275,6 @@
                 <w:sz w:val="22"/>
               </w:rPr>
               <w:t>Opis czasu wolnego/Hobby</w:t>
-            </w:r>
-          </w:p>
-        </w:tc>
-        <w:tc>
-          <w:tcPr>
-            <w:tcW w:type="dxa" w:w="4252"/>
-          </w:tcPr>
-          <w:p>
-            <w:pPr>
-              <w:spacing w:before="20" w:after="20"/>
-            </w:pPr>
-            <w:r>
-              <w:rPr>
-                <w:rFonts w:ascii="Aptos" w:hAnsi="Aptos"/>
-                <w:b w:val="0"/>
-                <w:i w:val="0"/>
-                <w:sz w:val="22"/>
-              </w:rPr>
             </w:r>
           </w:p>
         </w:tc>
@@ -2466,7 +2301,7 @@
         </w:tc>
         <w:tc>
           <w:tcPr>
-            <w:tcW w:type="dxa" w:w="4536"/>
+            <w:tcW w:type="dxa" w:w="8788"/>
           </w:tcPr>
           <w:p>
             <w:pPr>
@@ -2480,24 +2315,6 @@
                 <w:sz w:val="22"/>
               </w:rPr>
               <w:t>Artykuły spożywcze</w:t>
-            </w:r>
-          </w:p>
-        </w:tc>
-        <w:tc>
-          <w:tcPr>
-            <w:tcW w:type="dxa" w:w="4252"/>
-          </w:tcPr>
-          <w:p>
-            <w:pPr>
-              <w:spacing w:before="20" w:after="20"/>
-            </w:pPr>
-            <w:r>
-              <w:rPr>
-                <w:rFonts w:ascii="Aptos" w:hAnsi="Aptos"/>
-                <w:b w:val="0"/>
-                <w:i w:val="0"/>
-                <w:sz w:val="22"/>
-              </w:rPr>
             </w:r>
           </w:p>
         </w:tc>
@@ -2524,7 +2341,7 @@
         </w:tc>
         <w:tc>
           <w:tcPr>
-            <w:tcW w:type="dxa" w:w="4536"/>
+            <w:tcW w:type="dxa" w:w="8788"/>
           </w:tcPr>
           <w:p>
             <w:pPr>
@@ -2538,24 +2355,6 @@
                 <w:sz w:val="22"/>
               </w:rPr>
               <w:t>Dialog w restauracji</w:t>
-            </w:r>
-          </w:p>
-        </w:tc>
-        <w:tc>
-          <w:tcPr>
-            <w:tcW w:type="dxa" w:w="4252"/>
-          </w:tcPr>
-          <w:p>
-            <w:pPr>
-              <w:spacing w:before="20" w:after="20"/>
-            </w:pPr>
-            <w:r>
-              <w:rPr>
-                <w:rFonts w:ascii="Aptos" w:hAnsi="Aptos"/>
-                <w:b w:val="0"/>
-                <w:i w:val="0"/>
-                <w:sz w:val="22"/>
-              </w:rPr>
             </w:r>
           </w:p>
         </w:tc>
@@ -2582,7 +2381,7 @@
         </w:tc>
         <w:tc>
           <w:tcPr>
-            <w:tcW w:type="dxa" w:w="4536"/>
+            <w:tcW w:type="dxa" w:w="8788"/>
           </w:tcPr>
           <w:p>
             <w:pPr>
@@ -2596,24 +2395,6 @@
                 <w:sz w:val="22"/>
               </w:rPr>
               <w:t>Wizyta u lekarza</w:t>
-            </w:r>
-          </w:p>
-        </w:tc>
-        <w:tc>
-          <w:tcPr>
-            <w:tcW w:type="dxa" w:w="4252"/>
-          </w:tcPr>
-          <w:p>
-            <w:pPr>
-              <w:spacing w:before="20" w:after="20"/>
-            </w:pPr>
-            <w:r>
-              <w:rPr>
-                <w:rFonts w:ascii="Aptos" w:hAnsi="Aptos"/>
-                <w:b w:val="0"/>
-                <w:i w:val="0"/>
-                <w:sz w:val="22"/>
-              </w:rPr>
             </w:r>
           </w:p>
         </w:tc>
@@ -2640,7 +2421,7 @@
         </w:tc>
         <w:tc>
           <w:tcPr>
-            <w:tcW w:type="dxa" w:w="4536"/>
+            <w:tcW w:type="dxa" w:w="8788"/>
           </w:tcPr>
           <w:p>
             <w:pPr>
@@ -2654,24 +2435,6 @@
                 <w:sz w:val="22"/>
               </w:rPr>
               <w:t>Dialog w sklepie</w:t>
-            </w:r>
-          </w:p>
-        </w:tc>
-        <w:tc>
-          <w:tcPr>
-            <w:tcW w:type="dxa" w:w="4252"/>
-          </w:tcPr>
-          <w:p>
-            <w:pPr>
-              <w:spacing w:before="20" w:after="20"/>
-            </w:pPr>
-            <w:r>
-              <w:rPr>
-                <w:rFonts w:ascii="Aptos" w:hAnsi="Aptos"/>
-                <w:b w:val="0"/>
-                <w:i w:val="0"/>
-                <w:sz w:val="22"/>
-              </w:rPr>
             </w:r>
           </w:p>
         </w:tc>
@@ -2698,7 +2461,7 @@
         </w:tc>
         <w:tc>
           <w:tcPr>
-            <w:tcW w:type="dxa" w:w="4536"/>
+            <w:tcW w:type="dxa" w:w="8788"/>
           </w:tcPr>
           <w:p>
             <w:pPr>
@@ -2712,24 +2475,6 @@
                 <w:sz w:val="22"/>
               </w:rPr>
               <w:t>Opisywanie pogody, nazywanie kierunków świata</w:t>
-            </w:r>
-          </w:p>
-        </w:tc>
-        <w:tc>
-          <w:tcPr>
-            <w:tcW w:type="dxa" w:w="4252"/>
-          </w:tcPr>
-          <w:p>
-            <w:pPr>
-              <w:spacing w:before="20" w:after="20"/>
-            </w:pPr>
-            <w:r>
-              <w:rPr>
-                <w:rFonts w:ascii="Aptos" w:hAnsi="Aptos"/>
-                <w:b w:val="0"/>
-                <w:i w:val="0"/>
-                <w:sz w:val="22"/>
-              </w:rPr>
             </w:r>
           </w:p>
         </w:tc>
@@ -2756,7 +2501,7 @@
         </w:tc>
         <w:tc>
           <w:tcPr>
-            <w:tcW w:type="dxa" w:w="4536"/>
+            <w:tcW w:type="dxa" w:w="8788"/>
           </w:tcPr>
           <w:p>
             <w:pPr>
@@ -2770,24 +2515,6 @@
                 <w:sz w:val="22"/>
               </w:rPr>
               <w:t>Opis domu- Przyimki</w:t>
-            </w:r>
-          </w:p>
-        </w:tc>
-        <w:tc>
-          <w:tcPr>
-            <w:tcW w:type="dxa" w:w="4252"/>
-          </w:tcPr>
-          <w:p>
-            <w:pPr>
-              <w:spacing w:before="20" w:after="20"/>
-            </w:pPr>
-            <w:r>
-              <w:rPr>
-                <w:rFonts w:ascii="Aptos" w:hAnsi="Aptos"/>
-                <w:b w:val="0"/>
-                <w:i w:val="0"/>
-                <w:sz w:val="22"/>
-              </w:rPr>
             </w:r>
           </w:p>
         </w:tc>
@@ -2814,7 +2541,7 @@
         </w:tc>
         <w:tc>
           <w:tcPr>
-            <w:tcW w:type="dxa" w:w="4536"/>
+            <w:tcW w:type="dxa" w:w="8788"/>
           </w:tcPr>
           <w:p>
             <w:pPr>
@@ -2828,24 +2555,6 @@
                 <w:sz w:val="22"/>
               </w:rPr>
               <w:t>Części garderoby, kolory - stopniowanie przymiotnika</w:t>
-            </w:r>
-          </w:p>
-        </w:tc>
-        <w:tc>
-          <w:tcPr>
-            <w:tcW w:type="dxa" w:w="4252"/>
-          </w:tcPr>
-          <w:p>
-            <w:pPr>
-              <w:spacing w:before="20" w:after="20"/>
-            </w:pPr>
-            <w:r>
-              <w:rPr>
-                <w:rFonts w:ascii="Aptos" w:hAnsi="Aptos"/>
-                <w:b w:val="0"/>
-                <w:i w:val="0"/>
-                <w:sz w:val="22"/>
-              </w:rPr>
             </w:r>
           </w:p>
         </w:tc>
@@ -2872,7 +2581,7 @@
         </w:tc>
         <w:tc>
           <w:tcPr>
-            <w:tcW w:type="dxa" w:w="4536"/>
+            <w:tcW w:type="dxa" w:w="8788"/>
           </w:tcPr>
           <w:p>
             <w:pPr>
@@ -2886,24 +2595,6 @@
                 <w:sz w:val="22"/>
               </w:rPr>
               <w:t>Podróże - czas przeszły Perfekt</w:t>
-            </w:r>
-          </w:p>
-        </w:tc>
-        <w:tc>
-          <w:tcPr>
-            <w:tcW w:type="dxa" w:w="4252"/>
-          </w:tcPr>
-          <w:p>
-            <w:pPr>
-              <w:spacing w:before="20" w:after="20"/>
-            </w:pPr>
-            <w:r>
-              <w:rPr>
-                <w:rFonts w:ascii="Aptos" w:hAnsi="Aptos"/>
-                <w:b w:val="0"/>
-                <w:i w:val="0"/>
-                <w:sz w:val="22"/>
-              </w:rPr>
             </w:r>
           </w:p>
         </w:tc>
@@ -2930,7 +2621,7 @@
         </w:tc>
         <w:tc>
           <w:tcPr>
-            <w:tcW w:type="dxa" w:w="4536"/>
+            <w:tcW w:type="dxa" w:w="8788"/>
           </w:tcPr>
           <w:p>
             <w:pPr>
@@ -2944,24 +2635,6 @@
                 <w:sz w:val="22"/>
               </w:rPr>
               <w:t>Opis drogi</w:t>
-            </w:r>
-          </w:p>
-        </w:tc>
-        <w:tc>
-          <w:tcPr>
-            <w:tcW w:type="dxa" w:w="4252"/>
-          </w:tcPr>
-          <w:p>
-            <w:pPr>
-              <w:spacing w:before="20" w:after="20"/>
-            </w:pPr>
-            <w:r>
-              <w:rPr>
-                <w:rFonts w:ascii="Aptos" w:hAnsi="Aptos"/>
-                <w:b w:val="0"/>
-                <w:i w:val="0"/>
-                <w:sz w:val="22"/>
-              </w:rPr>
             </w:r>
           </w:p>
         </w:tc>

--- a/public/assets/files/stacjonarne/NIM1.docx
+++ b/public/assets/files/stacjonarne/NIM1.docx
@@ -315,7 +315,7 @@
                 <w:i w:val="0"/>
                 <w:sz w:val="22"/>
               </w:rPr>
-              <w:t>2.5</w:t>
+              <w:t>2</w:t>
             </w:r>
           </w:p>
         </w:tc>
